--- a/report/report_en.docx
+++ b/report/report_en.docx
@@ -33,7 +33,7 @@
           <w:b w:val="0"/>
           <w:i w:val="0"/>
         </w:rPr>
-        <w:t>Card and Krueger (1994) used a minimum-wage increase in New Jersey — from $4.25 to $5.05 per hour on April 1, 1992 — as a natural experiment, with neighbouring eastern Pennsylvania as the control. Their celebrated difference-in-differences finding is that employment in New Jersey did not fall relative to Pennsylvania and, if anything, rose by about 2.75 full-time-equivalent employees per store. This project replicates their core results (Tables 2–4 and Figure 1) from the store-level microdata and then asks an original question the authors did not address: whether the employment response differed between company-owned and franchised stores. I reproduce the headline DID estimate of +2.754 FTE (t = 2.05), the reduced-form New Jersey dummy of 2.33 (SE 1.19), and the initial wage gap coefficient of 15.65 (SE 6.08) exactly. My triple-difference extension finds no statistically robust ownership heterogeneity (δ = −1.10, HC1 SE 2.44), a null that is itself informative: the paper's core conclusion is broadly uniform across the ownership dimension.</w:t>
+        <w:t>Card and Krueger (1994) used a minimum-wage increase in New Jersey — from $4.25 to $5.05 per hour on April 1, 1992 — as a natural experiment, with neighbouring eastern Pennsylvania as the control. Their celebrated difference-in-differences finding is that employment in New Jersey did not fall relative to Pennsylvania and, if anything, rose by about 2.75 full-time-equivalent employees per store. This project replicates their core results (Tables 2–4 and Figure 1) from the store-level microdata and then asks an original question the authors did not address: whether the employment response differed between company-owned and franchised stores. This paper reproduces the headline DID of +2.754 FTE (t = 2.05), the reduced-form New Jersey dummy of 2.33 (SE 1.19), and the initial wage gap coefficient of 15.65 (SE 6.08) exactly. This project's triple-difference extension finds no statistically robust ownership heterogeneity (δ = −1.10, HC1 SE 2.44), a null that is itself informative: the paper's core conclusion is broadly uniform across the ownership dimension.</w:t>
       </w:r>
     </w:p>
     <w:p>
@@ -122,7 +122,7 @@
           <w:b w:val="0"/>
           <w:i w:val="0"/>
         </w:rPr>
-        <w:t>This project has two goals. First, replicate CK94's Tables 2–4 and Figure 1 from the store-level microdata, verifying that my data-processing and estimation choices recover the published numbers. Second, extend the analysis with an independent question the authors did not pursue: does the employment response differ between company-owned and franchised stores? Franchisees face hard budget constraints and residual-claimant incentives, whereas corporate stores can absorb wage shocks through headquarters and standardize staffing. This is a motivated heterogeneity test with a clear economic question, developed fully in Section 5.</w:t>
+        <w:t>This project has two goals. First, replicate CK94's Tables 2–4 and Figure 1 from the store-level microdata, verifying that this project's data-processing and estimation choices recover the published numbers. Second, extend the analysis with an independent question the authors did not pursue: does the employment response differ between company-owned and franchised stores? Franchisees face hard budget constraints and residual-claimant incentives, whereas corporate stores can absorb wage shocks through headquarters and standardize staffing. This is a motivated heterogeneity test with a clear economic question, developed fully in Section 5.</w:t>
       </w:r>
     </w:p>
     <w:p>
@@ -155,7 +155,7 @@
           <w:b w:val="0"/>
           <w:i w:val="0"/>
         </w:rPr>
-        <w:t>The analysis uses the course-provided store-level survey file public.csv (410 stores × 46 columns), matching the restricted dataset underlying the published paper. It is a two-wave panel of fast-food restaurants in New Jersey (331 stores) and eastern Pennsylvania (79 stores), drawn from four chains — Burger King (171), KFC (80), Roy Rogers (99), and Wendy's (60) — of which 269 are franchised and 141 company-owned. Wave 1 was conducted February–March 1992, before the minimum-wage increase; Wave 2 was conducted November–December 1992, after it. The file is treated as read-only input: all cleaning and variable construction happens in code/01_clean.py, which writes data/processed/ck94_clean.csv. A full variable map is logged in data/processed/variable_construction.md.</w:t>
+        <w:t>The analysis uses the course-provided store-level survey file public.csv (410 stores × 46 columns), matching the restricted dataset underlying the published paper. It is a two-wave panel of fast-food restaurants in New Jersey (331 stores) and eastern Pennsylvania (79 stores), drawn from four chains — Burger King (171), KFC (80), Roy Rogers (99), and Wendy's (60) — of which 269 are franchised and 141 company-owned. Wave 1 was conducted February–March 1992, before the minimum-wage increase; Wave 2 was conducted November–December 1992, after it. The raw file is used read-only; all cleaning and variable construction follow the definitions in Section 2.3, and the complete variable map is given in the variable-definition table.</w:t>
       </w:r>
     </w:p>
     <w:p>
@@ -469,7 +469,7 @@
           <w:b w:val="0"/>
           <w:i w:val="0"/>
         </w:rPr>
-        <w:t>• Missing starting wages (WAGE_ST: 20 missing; WAGE_ST2: 21 missing) and missing prices (8–28 per item) are handled by listwise deletion in each table, with the effective sample size reported in a footnote — exactly as the paper does.</w:t>
+        <w:t>The first set of decisions concerns missing values. Starting wages are missing for 20 stores in Wave 1 (WAGE_ST) and 21 in Wave 2 (WAGE_ST2), and meal-price components are missing for between 8 and 28 stores depending on the item. Following the paper, these observations are handled by listwise deletion: each table drops only the rows that lack the specific variables it requires, and the resulting effective sample size is reported in a footnote so that the reader can reconstruct exactly which stores enter each calculation.</w:t>
       </w:r>
     </w:p>
     <w:p>
@@ -481,7 +481,7 @@
           <w:b w:val="0"/>
           <w:i w:val="0"/>
         </w:rPr>
-        <w:t>• No interpolation or imputation is applied anywhere, so the reported samples are transparent and auditable.</w:t>
+        <w:t>Relatedly, no interpolation or imputation is applied anywhere in the pipeline. Every missing value is either excluded from a table or, in the case of permanent closures, treated as a documented structural zero. This keeps the reported samples transparent and auditable, and it avoids introducing assumptions — about, say, the wage path of a store that refused to answer — that would be hard to defend and could silently move the estimates.</w:t>
       </w:r>
     </w:p>
     <w:p>
@@ -493,7 +493,7 @@
           <w:b w:val="0"/>
           <w:i w:val="0"/>
         </w:rPr>
-        <w:t>• The Wave-2 'recruiting bonus' uses SPECIAL2 (a special program for new workers), because the raw file has no BONUS2 column and SPECIAL2 reproduces the published 20.3/23.4.</w:t>
+        <w:t>A third decision concerns the Wave-2 recruiting-bonus variable. The raw file contains no BONUS2 column, so the Wave-2 bonus is measured with SPECIAL2, a special program aimed at newly hired workers. The choice is not arbitrary: SPECIAL2 reproduces the published Wave-2 percentages (20.3/23.4) exactly, which is taken as confirmation that it corresponds to the variable the authors labelled 'recruiting bonus / special' in their Table 2.</w:t>
       </w:r>
     </w:p>
     <w:p>
@@ -505,7 +505,7 @@
           <w:b w:val="0"/>
           <w:i w:val="0"/>
         </w:rPr>
-        <w:t>• Closure codes are applied as explicit, documented rules (permanent → 0, temporary → missing) rather than silently absorbed into the data.</w:t>
+        <w:t>Finally, closure status is handled through explicit, documented rules rather than being silently absorbed into the data. A permanent closure is coded as Wave-2 employment of zero (the store exists but employs no one), a temporary closure is coded as missing, and a refusal is coded as missing throughout Wave 2. Making these rules explicit matters because the treatment of the six permanent closures is precisely what allows the analysis to recover the paper's N = 357 regression sample and its dependent-variable moments.</w:t>
       </w:r>
     </w:p>
     <w:p>
@@ -577,7 +577,7 @@
           <w:b w:val="0"/>
           <w:i w:val="0"/>
         </w:rPr>
-        <w:t>The paper's most elegant falsification test groups New Jersey stores by their Wave-1 starting wage. Stores already paying ≥ $5.00 before the hike were effectively untreated, so their employment change should mirror Pennsylvania's. That this is exactly what the data show (Section 4) is strong evidence that the parallel-trends assumption holds. On inference, I report Welch (unequal-variance) standard errors for the two-sample DID and heteroskedasticity-robust (HC1) errors for the regressions, and I cross-validate every point estimate in Stata (Section 6).</w:t>
+        <w:t>The paper's most elegant falsification test groups New Jersey stores by their Wave-1 starting wage. Stores already paying ≥ $5.00 before the hike were effectively untreated, so their employment change should mirror Pennsylvania's. That this is exactly what the data show (Section 4) is strong evidence that the parallel-trends assumption holds. On inference, this paper reports Welch (unequal-variance) standard errors for the two-sample DID and heteroskedasticity-robust (HC1) errors for the regressions, and cross-validates every point estimate in Stata (Section 6).</w:t>
       </w:r>
     </w:p>
     <w:p>
@@ -600,7 +600,7 @@
           <w:b w:val="0"/>
           <w:i w:val="0"/>
         </w:rPr>
-        <w:t>All four targets reproduce the published figures to within rounding; the complete side-by-side verification is reported at the end of this section. I discuss each table in turn.</w:t>
+        <w:t>All four targets reproduce the published figures to within rounding; the complete side-by-side verification is reported at the end of this section. This paper discusses each table in turn.</w:t>
       </w:r>
     </w:p>
     <w:p>
@@ -3336,7 +3336,7 @@
           <w:b w:val="0"/>
           <w:i w:val="0"/>
         </w:rPr>
-        <w:t>In the 357-store sample, the coefficient on the New Jersey dummy is 2.33 (SE 1.19) and the coefficient on the initial wage gap GAP is 15.65 (SE 6.08), matching the paper to two decimals in every column, including column (ii) 2.30 (1.20) and column (iv) 14.92 (6.21). One documented discrepancy remains: in column (v) my GAP coefficient is 11.98 (7.42) against the paper's 11.91 (7.39), a 0.07 difference traced to a minor difference in region-dummy coding, immaterial to any conclusion and flagged rather than silently absorbed.</w:t>
+        <w:t>In the 357-store sample, the coefficient on the New Jersey dummy is 2.33 (SE 1.19) and the coefficient on the initial wage gap GAP is 15.65 (SE 6.08), matching the paper to two decimals in every column, including column (ii) 2.30 (1.20) and column (iv) 14.92 (6.21). One documented discrepancy remains: in column (v) the replicated GAP coefficient is 11.98 (7.42) against the paper's 11.91 (7.39), a 0.07 difference traced to a minor difference in region-dummy coding, immaterial to any conclusion and flagged rather than silently absorbed.</w:t>
       </w:r>
     </w:p>
     <w:p>
@@ -4141,7 +4141,7 @@
           <w:b w:val="0"/>
           <w:i w:val="0"/>
         </w:rPr>
-        <w:t>Does the employment response to the minimum wage differ between company-owned and franchised stores? Franchisees are residual claimants with hard budget constraints who price locally and can adjust staffing quickly, whereas corporate stores can absorb wage shocks through headquarters, standardize employment practices, and face weaker incentives to shed labor at the margin. The two ownership types may therefore transmit the same wage shock to employment differently, and the data contain a clean company-ownership indicator (CO_OWNED) that lets me test this directly.</w:t>
+        <w:t>Does the employment response to the minimum wage differ between company-owned and franchised stores? Franchisees are residual claimants with hard budget constraints who price locally and can adjust staffing quickly, whereas corporate stores can absorb wage shocks through headquarters, standardize employment practices, and face weaker incentives to shed labor at the margin. The two ownership types may therefore transmit the same wage shock to employment differently, and the data contain a clean company-ownership indicator (CO_OWNED) that enables this project to test this directly.</w:t>
       </w:r>
     </w:p>
     <w:p>
@@ -4163,7 +4163,7 @@
           <w:b w:val="0"/>
           <w:i w:val="0"/>
         </w:rPr>
-        <w:t>I estimate a triple difference (difference-in-differences-in-differences) on the balanced employment sample (N = 384):</w:t>
+        <w:t>This project estimates a triple difference (difference-in-differences-in-differences) on the balanced employment sample (N = 384):</w:t>
       </w:r>
     </w:p>
     <w:p>
@@ -5028,7 +5028,7 @@
           <w:b w:val="0"/>
           <w:i w:val="0"/>
         </w:rPr>
-        <w:t>Every replicated statistic was checked against the values transcribed from the paper in output/replication_targets.md, and the pipeline was additionally cross-validated in Stata 17 (code/02_tables.do). The point estimates agree exactly: the balanced-sample DID is +2.75 (Stata, homoskedastic t = 2.38) versus +2.754 (Python, Welch t = 2.05), and the extension interaction coefficient agrees to six decimals (−1.095292). The only difference is the standard-error convention (homoskedastic versus robust/Welch), which never changes a point estimate. The one-click workflow python run_all.py regenerates all tables and figures from the raw input with no manual edits.</w:t>
+        <w:t>Every replicated statistic was checked against the values transcribed from the published paper, and the pipeline was additionally cross-validated in Stata 17. The point estimates agree exactly: the balanced-sample DID is +2.75 (Stata, homoskedastic t = 2.38) versus +2.754 (Python, Welch t = 2.05), and the extension interaction coefficient agrees to six decimals (−1.095292). The only difference is the standard-error convention (homoskedastic versus robust/Welch), which never changes a point estimate.</w:t>
       </w:r>
     </w:p>
     <w:p>
@@ -5050,7 +5050,7 @@
           <w:b w:val="0"/>
           <w:i w:val="0"/>
         </w:rPr>
-        <w:t>• The design relies on parallel trends, which — while supported by the high-wage falsification test — cannot be directly tested with only two survey waves.</w:t>
+        <w:t>The first limitation concerns the identifying assumption. The design rests on the parallel-trends assumption that, absent the minimum-wage increase, employment in New Jersey and eastern Pennsylvania would have followed the same trajectory. The high-wage falsification test in Section 4 provides indirect support for this assumption — stores already paying at or above the new minimum behaved like Pennsylvania stores — but with only two survey waves the assumption cannot be tested directly, and no pre-period data are available with which to trace pre-trends.</w:t>
       </w:r>
     </w:p>
     <w:p>
@@ -5062,7 +5062,7 @@
           <w:b w:val="0"/>
           <w:i w:val="0"/>
         </w:rPr>
-        <w:t>• The extension's triple difference is under-powered: only 26 Pennsylvania company-owned stores, and ownership is collinear with brand (company-owned stores concentrate in KFC/Roy Rogers), limiting clean separation of ownership from brand and size.</w:t>
+        <w:t>The second limitation is the statistical power of the ownership extension. The triple difference is identified off a thin slice of the sample: there are only 26 company-owned stores in Pennsylvania, so the ownership-by-state interaction is estimated with a large standard error. Ownership is also strongly collinear with brand — company-owned stores are concentrated in KFC and Roy Rogers — and with store size, which makes it difficult to separate a genuine ownership effect from brand composition or size-driven mean reversion. As Section 5.4 shows, the point estimate is sensitive to controlling for initial store size, which is precisely why the null result is interpreted cautiously.</w:t>
       </w:r>
     </w:p>
     <w:p>
@@ -5074,7 +5074,7 @@
           <w:b w:val="0"/>
           <w:i w:val="0"/>
         </w:rPr>
-        <w:t>• The choice of standard errors (homoskedastic versus robust versus clustered) moves the t-statistic of the core DID, though never its sign or economic magnitude.</w:t>
+        <w:t>The third limitation concerns inference. The t-statistic of the core difference-in-differences estimate moves with the choice of standard errors — homoskedastic, heteroskedasticity-robust, or clustered by chain — although neither the point estimate, the sign, nor the economic magnitude changes. With only four chains, cluster-robust inference is itself fragile and is therefore reported only as a robustness check rather than as the headline specification.</w:t>
       </w:r>
     </w:p>
     <w:p>
@@ -5086,7 +5086,7 @@
           <w:b w:val="0"/>
           <w:i w:val="0"/>
         </w:rPr>
-        <w:t>• The data are course-restricted and are not redistributed; reproduction requires placing public.csv in data/raw/.</w:t>
+        <w:t>Finally, the underlying store-level data are course-restricted and are not redistributed, which limits the ability of external readers to independently audit the raw records. Every variable-construction and sample-selection choice is nevertheless documented, so that all reported numbers can be traced once access to the data is available.</w:t>
       </w:r>
     </w:p>
     <w:p>
@@ -5108,7 +5108,7 @@
           <w:b w:val="0"/>
           <w:i w:val="0"/>
         </w:rPr>
-        <w:t>I reproduce Card and Krueger's (1994) core finding exactly: New Jersey's 1992 minimum-wage increase to $5.05 was followed by a relative increase of ≈2.75 full-time-equivalent employees per store relative to Pennsylvania (DID +2.754, t = 2.05; New Jersey dummy 2.33; GAP 15.65), with the high-wage falsification test behaving exactly as the paper reports. My extension finds no statistically robust heterogeneity in this response between company-owned and franchised stores. Taken together, the results reaffirm CK94's conclusion that a moderate minimum-wage increase did not reduce fast-food employment — a finding that continues to shape minimum-wage policy debate three decades on.</w:t>
+        <w:t>This paper reproduces Card and Krueger's (1994) core finding exactly: New Jersey's 1992 minimum-wage increase to $5.05 was followed by a relative increase of ≈2.75 full-time-equivalent employees per store relative to Pennsylvania (DID +2.754, t = 2.05; New Jersey dummy 2.33; GAP 15.65), with the high-wage falsification test behaving exactly as the paper reports. This project's extension finds no statistically robust heterogeneity in this response between company-owned and franchised stores. Taken together, the results reaffirm CK94's conclusion that a moderate minimum-wage increase did not reduce fast-food employment — a finding that continues to shape minimum-wage policy debate three decades on.</w:t>
       </w:r>
     </w:p>
     <w:p>

--- a/report/report_en.docx
+++ b/report/report_en.docx
@@ -535,14 +535,71 @@
       <w:pPr>
         <w:jc w:val="center"/>
       </w:pPr>
-      <w:r>
-        <w:rPr>
-          <w:b/>
-          <w:i w:val="0"/>
-          <w:sz w:val="22"/>
-        </w:rPr>
-        <w:t>DID = (NJ₂ − NJ₁) − (PA₂ − PA₁)</w:t>
-      </w:r>
+      <m:oMath>
+        <m:r>
+          <m:t xml:space="preserve">DID = (</m:t>
+        </m:r>
+        <m:sSub>
+          <m:e>
+            <m:r>
+              <m:t xml:space="preserve">NJ</m:t>
+            </m:r>
+          </m:e>
+          <m:sub>
+            <m:r>
+              <m:t xml:space="preserve">2</m:t>
+            </m:r>
+          </m:sub>
+        </m:sSub>
+        <m:r>
+          <m:t xml:space="preserve"> − </m:t>
+        </m:r>
+        <m:sSub>
+          <m:e>
+            <m:r>
+              <m:t xml:space="preserve">NJ</m:t>
+            </m:r>
+          </m:e>
+          <m:sub>
+            <m:r>
+              <m:t xml:space="preserve">1</m:t>
+            </m:r>
+          </m:sub>
+        </m:sSub>
+        <m:r>
+          <m:t xml:space="preserve">) − (</m:t>
+        </m:r>
+        <m:sSub>
+          <m:e>
+            <m:r>
+              <m:t xml:space="preserve">PA</m:t>
+            </m:r>
+          </m:e>
+          <m:sub>
+            <m:r>
+              <m:t xml:space="preserve">2</m:t>
+            </m:r>
+          </m:sub>
+        </m:sSub>
+        <m:r>
+          <m:t xml:space="preserve"> − </m:t>
+        </m:r>
+        <m:sSub>
+          <m:e>
+            <m:r>
+              <m:t xml:space="preserve">PA</m:t>
+            </m:r>
+          </m:e>
+          <m:sub>
+            <m:r>
+              <m:t xml:space="preserve">1</m:t>
+            </m:r>
+          </m:sub>
+        </m:sSub>
+        <m:r>
+          <m:t xml:space="preserve">)</m:t>
+        </m:r>
+      </m:oMath>
     </w:p>
     <w:p>
       <w:pPr>
@@ -4170,14 +4227,11 @@
       <w:pPr>
         <w:jc w:val="center"/>
       </w:pPr>
-      <w:r>
-        <w:rPr>
-          <w:b/>
-          <w:i w:val="0"/>
-          <w:sz w:val="22"/>
-        </w:rPr>
-        <w:t>Δemp = α + β·STATE + γ·CO_OWNED + δ·(STATE×CO_OWNED) + ε</w:t>
-      </w:r>
+      <m:oMath>
+        <m:r>
+          <m:t xml:space="preserve">Δemp = α + β·STATE + γ·CO_OWNED + δ·(STATE×CO_OWNED) + ε</m:t>
+        </m:r>
+      </m:oMath>
     </w:p>
     <w:p>
       <w:pPr>

--- a/report/report_en.docx
+++ b/report/report_en.docx
@@ -4,30 +4,35 @@
   <w:body>
     <w:p>
       <w:pPr>
+        <w:spacing w:after="120"/>
         <w:jc w:val="center"/>
       </w:pPr>
       <w:r>
         <w:rPr>
           <w:b/>
           <w:i w:val="0"/>
-          <w:color w:val="1F3A5F"/>
-          <w:sz w:val="32"/>
+          <w:sz w:val="28"/>
         </w:rPr>
         <w:t>Replicating and Extending Card &amp; Krueger (1994): Minimum Wages and Employment in the Fast-Food Industry</w:t>
       </w:r>
     </w:p>
     <w:p>
+      <w:pPr>
+        <w:spacing w:before="120" w:after="80"/>
+      </w:pPr>
       <w:r>
         <w:rPr>
           <w:b/>
           <w:i w:val="0"/>
-          <w:color w:val="1F3A5F"/>
-          <w:sz w:val="24"/>
+          <w:sz w:val="22"/>
         </w:rPr>
         <w:t>Abstract</w:t>
       </w:r>
     </w:p>
     <w:p>
+      <w:pPr>
+        <w:jc w:val="both"/>
+      </w:pPr>
       <w:r>
         <w:rPr>
           <w:b w:val="0"/>
@@ -37,23 +42,18 @@
       </w:r>
     </w:p>
     <w:p>
+      <w:pPr>
+        <w:pStyle w:val="Heading1"/>
+      </w:pPr>
       <w:r>
-        <w:rPr>
-          <w:b/>
-          <w:i w:val="0"/>
-          <w:color w:val="1F3A5F"/>
-          <w:sz w:val="26"/>
-        </w:rPr>
         <w:t>1. Research question and motivation</w:t>
       </w:r>
     </w:p>
     <w:p>
+      <w:pPr>
+        <w:pStyle w:val="Heading2"/>
+      </w:pPr>
       <w:r>
-        <w:rPr>
-          <w:b/>
-          <w:i w:val="0"/>
-          <w:sz w:val="23"/>
-        </w:rPr>
         <w:t>1.1 The policy question and the paper's contribution</w:t>
       </w:r>
     </w:p>
@@ -82,12 +82,10 @@
       </w:r>
     </w:p>
     <w:p>
+      <w:pPr>
+        <w:pStyle w:val="Heading2"/>
+      </w:pPr>
       <w:r>
-        <w:rPr>
-          <w:b/>
-          <w:i w:val="0"/>
-          <w:sz w:val="23"/>
-        </w:rPr>
         <w:t>1.2 Economic mechanism and competing hypotheses</w:t>
       </w:r>
     </w:p>
@@ -104,12 +102,10 @@
       </w:r>
     </w:p>
     <w:p>
+      <w:pPr>
+        <w:pStyle w:val="Heading2"/>
+      </w:pPr>
       <w:r>
-        <w:rPr>
-          <w:b/>
-          <w:i w:val="0"/>
-          <w:sz w:val="23"/>
-        </w:rPr>
         <w:t>1.3 This project: replication plus an ownership extension</w:t>
       </w:r>
     </w:p>
@@ -126,23 +122,18 @@
       </w:r>
     </w:p>
     <w:p>
+      <w:pPr>
+        <w:pStyle w:val="Heading1"/>
+      </w:pPr>
       <w:r>
-        <w:rPr>
-          <w:b/>
-          <w:i w:val="0"/>
-          <w:color w:val="1F3A5F"/>
-          <w:sz w:val="26"/>
-        </w:rPr>
         <w:t>2. Data sources, sample construction, and variable definitions</w:t>
       </w:r>
     </w:p>
     <w:p>
+      <w:pPr>
+        <w:pStyle w:val="Heading2"/>
+      </w:pPr>
       <w:r>
-        <w:rPr>
-          <w:b/>
-          <w:i w:val="0"/>
-          <w:sz w:val="23"/>
-        </w:rPr>
         <w:t>2.1 Data source and structure</w:t>
       </w:r>
     </w:p>
@@ -159,12 +150,10 @@
       </w:r>
     </w:p>
     <w:p>
+      <w:pPr>
+        <w:pStyle w:val="Heading2"/>
+      </w:pPr>
       <w:r>
-        <w:rPr>
-          <w:b/>
-          <w:i w:val="0"/>
-          <w:sz w:val="23"/>
-        </w:rPr>
         <w:t>2.2 Sample screening and closure handling</w:t>
       </w:r>
     </w:p>
@@ -181,16 +170,17 @@
       </w:r>
     </w:p>
     <w:p>
+      <w:pPr>
+        <w:pStyle w:val="Heading2"/>
+      </w:pPr>
       <w:r>
-        <w:rPr>
-          <w:b/>
-          <w:i w:val="0"/>
-          <w:sz w:val="23"/>
-        </w:rPr>
         <w:t>2.3 Variable definitions</w:t>
       </w:r>
     </w:p>
     <w:p>
+      <w:pPr>
+        <w:spacing w:before="200" w:after="80"/>
+      </w:pPr>
       <w:r>
         <w:rPr>
           <w:b/>
@@ -451,12 +441,10 @@
       </w:r>
     </w:p>
     <w:p>
+      <w:pPr>
+        <w:pStyle w:val="Heading2"/>
+      </w:pPr>
       <w:r>
-        <w:rPr>
-          <w:b/>
-          <w:i w:val="0"/>
-          <w:sz w:val="23"/>
-        </w:rPr>
         <w:t>2.4 Data-cleaning decisions and their rationale</w:t>
       </w:r>
     </w:p>
@@ -509,13 +497,10 @@
       </w:r>
     </w:p>
     <w:p>
+      <w:pPr>
+        <w:pStyle w:val="Heading1"/>
+      </w:pPr>
       <w:r>
-        <w:rPr>
-          <w:b/>
-          <w:i w:val="0"/>
-          <w:color w:val="1F3A5F"/>
-          <w:sz w:val="26"/>
-        </w:rPr>
         <w:t>3. Empirical design</w:t>
       </w:r>
     </w:p>
@@ -638,13 +623,10 @@
       </w:r>
     </w:p>
     <w:p>
+      <w:pPr>
+        <w:pStyle w:val="Heading1"/>
+      </w:pPr>
       <w:r>
-        <w:rPr>
-          <w:b/>
-          <w:i w:val="0"/>
-          <w:color w:val="1F3A5F"/>
-          <w:sz w:val="26"/>
-        </w:rPr>
         <w:t>4. Core replication results and comparison with the original</w:t>
       </w:r>
     </w:p>
@@ -661,16 +643,17 @@
       </w:r>
     </w:p>
     <w:p>
+      <w:pPr>
+        <w:pStyle w:val="Heading2"/>
+      </w:pPr>
       <w:r>
-        <w:rPr>
-          <w:b/>
-          <w:i w:val="0"/>
-          <w:sz w:val="23"/>
-        </w:rPr>
         <w:t>4.1 Table 2 — descriptive statistics</w:t>
       </w:r>
     </w:p>
     <w:p>
+      <w:pPr>
+        <w:spacing w:before="200" w:after="80"/>
+      </w:pPr>
       <w:r>
         <w:rPr>
           <w:b/>
@@ -1023,6 +1006,9 @@
       </w:tr>
     </w:tbl>
     <w:p>
+      <w:pPr>
+        <w:spacing w:before="200" w:after="80"/>
+      </w:pPr>
       <w:r>
         <w:rPr>
           <w:b/>
@@ -1483,6 +1469,9 @@
       </w:tr>
     </w:tbl>
     <w:p>
+      <w:pPr>
+        <w:spacing w:before="200" w:after="80"/>
+      </w:pPr>
       <w:r>
         <w:rPr>
           <w:b/>
@@ -2009,16 +1998,17 @@
       </w:r>
     </w:p>
     <w:p>
+      <w:pPr>
+        <w:pStyle w:val="Heading2"/>
+      </w:pPr>
       <w:r>
-        <w:rPr>
-          <w:b/>
-          <w:i w:val="0"/>
-          <w:sz w:val="23"/>
-        </w:rPr>
         <w:t>4.2 Table 3 — the core difference-in-differences</w:t>
       </w:r>
     </w:p>
     <w:p>
+      <w:pPr>
+        <w:spacing w:before="200" w:after="80"/>
+      </w:pPr>
       <w:r>
         <w:rPr>
           <w:b/>
@@ -2783,16 +2773,17 @@
       </w:r>
     </w:p>
     <w:p>
+      <w:pPr>
+        <w:pStyle w:val="Heading2"/>
+      </w:pPr>
       <w:r>
-        <w:rPr>
-          <w:b/>
-          <w:i w:val="0"/>
-          <w:sz w:val="23"/>
-        </w:rPr>
         <w:t>4.3 Table 4 — reduced-form regressions</w:t>
       </w:r>
     </w:p>
     <w:p>
+      <w:pPr>
+        <w:spacing w:before="200" w:after="80"/>
+      </w:pPr>
       <w:r>
         <w:rPr>
           <w:b/>
@@ -3397,17 +3388,16 @@
       </w:r>
     </w:p>
     <w:p>
+      <w:pPr>
+        <w:pStyle w:val="Heading2"/>
+      </w:pPr>
       <w:r>
-        <w:rPr>
-          <w:b/>
-          <w:i w:val="0"/>
-          <w:sz w:val="23"/>
-        </w:rPr>
         <w:t>4.4 Figure 1 — wage distributions</w:t>
       </w:r>
     </w:p>
     <w:p>
       <w:pPr>
+        <w:spacing w:before="200"/>
         <w:jc w:val="center"/>
       </w:pPr>
       <w:r>
@@ -3447,6 +3437,7 @@
     </w:p>
     <w:p>
       <w:pPr>
+        <w:spacing w:after="200"/>
         <w:jc w:val="center"/>
       </w:pPr>
       <w:r>
@@ -3471,16 +3462,17 @@
       </w:r>
     </w:p>
     <w:p>
+      <w:pPr>
+        <w:pStyle w:val="Heading2"/>
+      </w:pPr>
       <w:r>
-        <w:rPr>
-          <w:b/>
-          <w:i w:val="0"/>
-          <w:sz w:val="23"/>
-        </w:rPr>
         <w:t>4.5 Side-by-side replication summary</w:t>
       </w:r>
     </w:p>
     <w:p>
+      <w:pPr>
+        <w:spacing w:before="200" w:after="80"/>
+      </w:pPr>
       <w:r>
         <w:rPr>
           <w:b/>
@@ -4169,23 +4161,18 @@
       </w:r>
     </w:p>
     <w:p>
+      <w:pPr>
+        <w:pStyle w:val="Heading1"/>
+      </w:pPr>
       <w:r>
-        <w:rPr>
-          <w:b/>
-          <w:i w:val="0"/>
-          <w:color w:val="1F3A5F"/>
-          <w:sz w:val="26"/>
-        </w:rPr>
         <w:t>5. Independent extension: ownership heterogeneity</w:t>
       </w:r>
     </w:p>
     <w:p>
+      <w:pPr>
+        <w:pStyle w:val="Heading2"/>
+      </w:pPr>
       <w:r>
-        <w:rPr>
-          <w:b/>
-          <w:i w:val="0"/>
-          <w:sz w:val="23"/>
-        </w:rPr>
         <w:t>5.1 Question and motivation</w:t>
       </w:r>
     </w:p>
@@ -4202,12 +4189,10 @@
       </w:r>
     </w:p>
     <w:p>
+      <w:pPr>
+        <w:pStyle w:val="Heading2"/>
+      </w:pPr>
       <w:r>
-        <w:rPr>
-          <w:b/>
-          <w:i w:val="0"/>
-          <w:sz w:val="23"/>
-        </w:rPr>
         <w:t>5.2 Design: a triple difference</w:t>
       </w:r>
     </w:p>
@@ -4246,16 +4231,17 @@
       </w:r>
     </w:p>
     <w:p>
+      <w:pPr>
+        <w:pStyle w:val="Heading2"/>
+      </w:pPr>
       <w:r>
-        <w:rPr>
-          <w:b/>
-          <w:i w:val="0"/>
-          <w:sz w:val="23"/>
-        </w:rPr>
         <w:t>5.3 Results</w:t>
       </w:r>
     </w:p>
     <w:p>
+      <w:pPr>
+        <w:spacing w:before="200" w:after="80"/>
+      </w:pPr>
       <w:r>
         <w:rPr>
           <w:b/>
@@ -4446,6 +4432,9 @@
       </w:tr>
     </w:tbl>
     <w:p>
+      <w:pPr>
+        <w:spacing w:before="200" w:after="80"/>
+      </w:pPr>
       <w:r>
         <w:rPr>
           <w:b/>
@@ -4957,12 +4946,10 @@
       </w:r>
     </w:p>
     <w:p>
+      <w:pPr>
+        <w:pStyle w:val="Heading2"/>
+      </w:pPr>
       <w:r>
-        <w:rPr>
-          <w:b/>
-          <w:i w:val="0"/>
-          <w:sz w:val="23"/>
-        </w:rPr>
         <w:t>5.4 Diagnostics: a fragile estimate and its source</w:t>
       </w:r>
     </w:p>
@@ -4979,12 +4966,10 @@
       </w:r>
     </w:p>
     <w:p>
+      <w:pPr>
+        <w:pStyle w:val="Heading2"/>
+      </w:pPr>
       <w:r>
-        <w:rPr>
-          <w:b/>
-          <w:i w:val="0"/>
-          <w:sz w:val="23"/>
-        </w:rPr>
         <w:t>5.5 Interpretation</w:t>
       </w:r>
     </w:p>
@@ -5002,6 +4987,7 @@
     </w:p>
     <w:p>
       <w:pPr>
+        <w:spacing w:before="200"/>
         <w:jc w:val="center"/>
       </w:pPr>
       <w:r>
@@ -5041,6 +5027,7 @@
     </w:p>
     <w:p>
       <w:pPr>
+        <w:spacing w:after="200"/>
         <w:jc w:val="center"/>
       </w:pPr>
       <w:r>
@@ -5053,23 +5040,18 @@
       </w:r>
     </w:p>
     <w:p>
+      <w:pPr>
+        <w:pStyle w:val="Heading1"/>
+      </w:pPr>
       <w:r>
-        <w:rPr>
-          <w:b/>
-          <w:i w:val="0"/>
-          <w:color w:val="1F3A5F"/>
-          <w:sz w:val="26"/>
-        </w:rPr>
         <w:t>6. Validation, limitations, and conclusion</w:t>
       </w:r>
     </w:p>
     <w:p>
+      <w:pPr>
+        <w:pStyle w:val="Heading2"/>
+      </w:pPr>
       <w:r>
-        <w:rPr>
-          <w:b/>
-          <w:i w:val="0"/>
-          <w:sz w:val="23"/>
-        </w:rPr>
         <w:t>6.1 Validation</w:t>
       </w:r>
     </w:p>
@@ -5086,12 +5068,10 @@
       </w:r>
     </w:p>
     <w:p>
+      <w:pPr>
+        <w:pStyle w:val="Heading2"/>
+      </w:pPr>
       <w:r>
-        <w:rPr>
-          <w:b/>
-          <w:i w:val="0"/>
-          <w:sz w:val="23"/>
-        </w:rPr>
         <w:t>6.2 Limitations</w:t>
       </w:r>
     </w:p>
@@ -5144,12 +5124,10 @@
       </w:r>
     </w:p>
     <w:p>
+      <w:pPr>
+        <w:pStyle w:val="Heading2"/>
+      </w:pPr>
       <w:r>
-        <w:rPr>
-          <w:b/>
-          <w:i w:val="0"/>
-          <w:sz w:val="23"/>
-        </w:rPr>
         <w:t>6.3 Conclusion</w:t>
       </w:r>
     </w:p>
@@ -5166,13 +5144,10 @@
       </w:r>
     </w:p>
     <w:p>
+      <w:pPr>
+        <w:pStyle w:val="Heading1"/>
+      </w:pPr>
       <w:r>
-        <w:rPr>
-          <w:b/>
-          <w:i w:val="0"/>
-          <w:color w:val="1F3A5F"/>
-          <w:sz w:val="26"/>
-        </w:rPr>
         <w:t>7. AI-use disclosure</w:t>
       </w:r>
     </w:p>
@@ -5189,6 +5164,9 @@
       </w:r>
     </w:p>
     <w:p>
+      <w:pPr>
+        <w:spacing w:before="200" w:after="80"/>
+      </w:pPr>
       <w:r>
         <w:rPr>
           <w:b/>
@@ -5833,8 +5811,11 @@
     <w:name w:val="Normal"/>
     <w:qFormat/>
     <w:rsid w:val="00FC693F"/>
+    <w:pPr>
+      <w:spacing w:line="240" w:lineRule="auto" w:before="0" w:after="120"/>
+    </w:pPr>
     <w:rPr>
-      <w:rFonts w:ascii="Calibri" w:hAnsi="Calibri" w:eastAsia="SimSun"/>
+      <w:rFonts w:ascii="Times New Roman" w:hAnsi="Times New Roman" w:eastAsia="SimSun"/>
       <w:sz w:val="22"/>
     </w:rPr>
   </w:style>
@@ -5893,15 +5874,16 @@
     <w:pPr>
       <w:keepNext/>
       <w:keepLines/>
-      <w:spacing w:before="480" w:after="0"/>
+      <w:spacing w:before="240" w:after="120" w:line="240" w:lineRule="auto"/>
       <w:outlineLvl w:val="0"/>
     </w:pPr>
     <w:rPr>
-      <w:rFonts w:asciiTheme="majorHAnsi" w:eastAsiaTheme="majorEastAsia" w:hAnsiTheme="majorHAnsi" w:cstheme="majorBidi"/>
+      <w:rFonts w:ascii="Times New Roman" w:hAnsi="Times New Roman" w:eastAsia="SimSun"/>
       <w:b/>
       <w:bCs/>
-      <w:color w:val="365F91" w:themeColor="accent1" w:themeShade="BF"/>
-      <w:sz w:val="28"/>
+      <w:i w:val="0"/>
+      <w:color w:val="000000"/>
+      <w:sz w:val="24"/>
       <w:szCs w:val="28"/>
     </w:rPr>
   </w:style>
@@ -5917,15 +5899,16 @@
     <w:pPr>
       <w:keepNext/>
       <w:keepLines/>
-      <w:spacing w:before="200" w:after="0"/>
+      <w:spacing w:before="160" w:after="80" w:line="240" w:lineRule="auto"/>
       <w:outlineLvl w:val="1"/>
     </w:pPr>
     <w:rPr>
-      <w:rFonts w:asciiTheme="majorHAnsi" w:eastAsiaTheme="majorEastAsia" w:hAnsiTheme="majorHAnsi" w:cstheme="majorBidi"/>
+      <w:rFonts w:ascii="Times New Roman" w:hAnsi="Times New Roman" w:eastAsia="SimSun"/>
       <w:b/>
       <w:bCs/>
-      <w:color w:val="4F81BD" w:themeColor="accent1"/>
-      <w:sz w:val="26"/>
+      <w:i w:val="0"/>
+      <w:color w:val="000000"/>
+      <w:sz w:val="22"/>
       <w:szCs w:val="26"/>
     </w:rPr>
   </w:style>
